--- a/content/Bios/Gene_Bunnelle.docx
+++ b/content/Bios/Gene_Bunnelle.docx
@@ -1,193 +1,8 @@
 
 <file path=word/document.xml><?xml version="1.0" encoding="utf-8"?>
-<w:document xmlns:w14="http://schemas.microsoft.com/office/word/2010/wordml" xmlns:wp14="http://schemas.microsoft.com/office/word/2010/wordprocessingDrawing" xmlns:w="http://schemas.openxmlformats.org/wordprocessingml/2006/main" xmlns:m="http://schemas.openxmlformats.org/officeDocument/2006/math" xmlns:r="http://schemas.openxmlformats.org/officeDocument/2006/relationships" xmlns:o="urn:schemas-microsoft-com:office:office" xmlns:v="urn:schemas-microsoft-com:vml" xmlns:w10="urn:schemas-microsoft-com:office:word" xmlns:a="http://schemas.openxmlformats.org/drawingml/2006/main" xmlns:pic="http://schemas.openxmlformats.org/drawingml/2006/picture" xmlns:wp="http://schemas.openxmlformats.org/drawingml/2006/wordprocessingDrawing" xmlns:mc="http://schemas.openxmlformats.org/markup-compatibility/2006" mc:Ignorable="w14 wp14">
+<w:document xmlns:ns1="http://schemas.openxmlformats.org/markup-compatibility/2006" xmlns:ns2="http://schemas.microsoft.com/office/word/2010/wordml" xmlns:w="http://schemas.openxmlformats.org/wordprocessingml/2006/main" ns1:Ignorable="w14 wp14">
   <w:body>
-    <w:p xmlns:wp14="http://schemas.microsoft.com/office/word/2010/wordml" wp14:textId="77777777">
-      <w:pPr>
-        <w:pStyle w:val="FirstParagraph"/>
-      </w:pPr>
-      <w:r>
-        <w:rPr/>
-        <w:t xml:space="preserve">1990 Hall of Fame Inductee Gene </w:t>
-      </w:r>
-      <w:r>
-        <w:rPr/>
-        <w:t>Bunnelle</w:t>
-      </w:r>
-      <w:r>
-        <w:rPr/>
-        <w:t xml:space="preserve"> – Aurora</w:t>
-      </w:r>
-      <w:r>
-        <w:rPr/>
-        <w:t xml:space="preserve"> </w:t>
-      </w:r>
-      <w:r>
-        <w:rPr/>
-        <w:t xml:space="preserve">Francis “Gene” </w:t>
-      </w:r>
-      <w:r>
-        <w:rPr/>
-        <w:t>Bunnelle</w:t>
-      </w:r>
-      <w:r>
-        <w:rPr/>
-        <w:t xml:space="preserve"> graduated from Rankin Township High School in 1945, then earned a bachelor’s</w:t>
-      </w:r>
-      <w:r>
-        <w:rPr/>
-        <w:t xml:space="preserve"> </w:t>
-      </w:r>
-      <w:r>
-        <w:rPr/>
-        <w:t>degree from Buena Vista College in Storm Lake, Iowa, in 1950 and a master’s degree in 1959 from Western</w:t>
-      </w:r>
-      <w:r>
-        <w:rPr/>
-        <w:t xml:space="preserve"> </w:t>
-      </w:r>
-      <w:r>
-        <w:rPr/>
-        <w:t>State College in Gunnison and made his mark in the Rocky Mountains.</w:t>
-      </w:r>
-      <w:r>
-        <w:rPr/>
-        <w:t xml:space="preserve"> </w:t>
-      </w:r>
-      <w:r>
-        <w:rPr/>
-        <w:t>A legendary figure in the Association from 1965 until his retirement in 1988, Gene had at various times</w:t>
-      </w:r>
-      <w:r>
-        <w:rPr/>
-        <w:t xml:space="preserve"> </w:t>
-      </w:r>
-      <w:r>
-        <w:rPr/>
-        <w:t>during his tenure the primary administrative responsibility for each of the sports and activities</w:t>
-      </w:r>
-      <w:r>
-        <w:rPr/>
-        <w:t xml:space="preserve"> </w:t>
-      </w:r>
-      <w:r>
-        <w:rPr/>
-        <w:t>sanctioned by the CHSAA. His commitment to the students of Colorado is legendary and perhaps best</w:t>
-      </w:r>
-      <w:r>
-        <w:rPr/>
-        <w:t xml:space="preserve"> </w:t>
-      </w:r>
-      <w:r>
-        <w:rPr/>
-        <w:t>represented by his work in developing the CHSAA ’ s student council leadership workshops and</w:t>
-      </w:r>
-      <w:r>
-        <w:rPr/>
-        <w:t xml:space="preserve"> </w:t>
-      </w:r>
-      <w:r>
-        <w:rPr/>
-        <w:t>conferences</w:t>
-      </w:r>
-      <w:r>
-        <w:rPr/>
-        <w:t xml:space="preserve"> </w:t>
-      </w:r>
-      <w:r>
-        <w:rPr/>
-        <w:t>Gene was a familiar administrator on the Western Slope, where he served as a teacher/coach at Fruita Junior</w:t>
-      </w:r>
-      <w:r>
-        <w:rPr/>
-        <w:t xml:space="preserve"> </w:t>
-      </w:r>
-      <w:r>
-        <w:rPr/>
-        <w:t>High School as well as principal at Roaring Fork High School in Carbondale.</w:t>
-      </w:r>
-      <w:r>
-        <w:rPr/>
-        <w:t xml:space="preserve"> </w:t>
-      </w:r>
-      <w:r>
-        <w:rPr/>
-        <w:t xml:space="preserve">Active in </w:t>
-      </w:r>
-      <w:r>
-        <w:rPr/>
-        <w:t>rules</w:t>
-      </w:r>
-      <w:r>
-        <w:rPr/>
-        <w:t xml:space="preserve"> interpretations and officiating in multiple sports, Gene was with the Colorado High School</w:t>
-      </w:r>
-      <w:r>
-        <w:rPr/>
-        <w:t xml:space="preserve"> </w:t>
-      </w:r>
-      <w:r>
-        <w:rPr/>
-        <w:t>Activities Association for 24 years before retiring in 1988. He was instrumental in student-leadership</w:t>
-      </w:r>
-      <w:r>
-        <w:rPr/>
-        <w:t xml:space="preserve"> </w:t>
-      </w:r>
-      <w:r>
-        <w:rPr/>
-        <w:t xml:space="preserve">workshops and conferences; was inducted into multiple halls of fame; was a member of </w:t>
-      </w:r>
-      <w:r>
-        <w:rPr/>
-        <w:t>numerous</w:t>
-      </w:r>
-      <w:r>
-        <w:rPr/>
-        <w:t xml:space="preserve"> </w:t>
-      </w:r>
-      <w:r>
-        <w:rPr/>
-        <w:t>organizations and committees locally and nationally; and earned the National Federation of State High School</w:t>
-      </w:r>
-      <w:r>
-        <w:rPr/>
-        <w:t xml:space="preserve"> </w:t>
-      </w:r>
-      <w:r>
-        <w:rPr/>
-        <w:t>Association’s distinguished service award in 1995.</w:t>
-      </w:r>
-    </w:p>
-    <w:p>
-      <w:pPr>
-        <w:pStyle w:val="BodyText"/>
-      </w:pPr>
-    </w:p>
-    <w:p>
-      <w:pPr>
-        <w:pStyle w:val="Title"/>
-        <w:rPr>
-          <w:noProof w:val="0"/>
-          <w:lang w:val="en-US"/>
-        </w:rPr>
-      </w:pPr>
-      <w:r>
-        <w:rPr>
-          <w:noProof w:val="0"/>
-          <w:lang w:val="en-US"/>
-        </w:rPr>
-        <w:t xml:space="preserve">Revised Biography: Gene </w:t>
-      </w:r>
-      <w:r>
-        <w:rPr>
-          <w:noProof w:val="0"/>
-          <w:lang w:val="en-US"/>
-        </w:rPr>
-        <w:t>Bunnelle</w:t>
-      </w:r>
-    </w:p>
-    <w:p>
+    <w:p ns2:paraId="58FEF83D" ns2:textId="5B3DC825">
       <w:pPr>
         <w:pStyle w:val="Subtitle"/>
         <w:rPr/>
@@ -200,7 +15,7 @@
         <w:t>1990 Hall of Fame Inductee</w:t>
       </w:r>
     </w:p>
-    <w:p>
+    <w:p ns2:paraId="77D08D3F" ns2:textId="7DDBDCCB">
       <w:pPr>
         <w:spacing w:before="0" w:beforeAutospacing="off" w:after="0" w:afterAutospacing="off" w:line="300" w:lineRule="auto"/>
         <w:rPr>
@@ -412,7 +227,7 @@
         <w:t>.</w:t>
       </w:r>
     </w:p>
-    <w:p>
+    <w:p ns2:paraId="2786D176" ns2:textId="5F79160E">
       <w:pPr>
         <w:spacing w:before="0" w:beforeAutospacing="off" w:after="0" w:afterAutospacing="off" w:line="300" w:lineRule="auto"/>
         <w:rPr>
@@ -582,7 +397,7 @@
         <w:t xml:space="preserve"> sport and activity sanctioned by the Association.</w:t>
       </w:r>
     </w:p>
-    <w:p>
+    <w:p ns2:paraId="1BB44EE2" ns2:textId="7AC414A9">
       <w:pPr>
         <w:spacing w:before="0" w:beforeAutospacing="off" w:after="0" w:afterAutospacing="off" w:line="300" w:lineRule="auto"/>
         <w:rPr>
@@ -668,7 +483,7 @@
         <w:t xml:space="preserve"> interpretation in multiple sports, earning broad respect for his knowledge and steady guidance.</w:t>
       </w:r>
     </w:p>
-    <w:p>
+    <w:p ns2:paraId="62FFA1CB" ns2:textId="5AFC1D3C">
       <w:pPr>
         <w:spacing w:before="0" w:beforeAutospacing="off" w:after="0" w:afterAutospacing="off" w:line="300" w:lineRule="auto"/>
         <w:rPr>
@@ -754,7 +569,7 @@
         <w:t xml:space="preserve"> one of service, integrity, and unwavering dedication to students across Colorado.</w:t>
       </w:r>
     </w:p>
-    <w:p>
+    <w:p ns2:paraId="221205BE" ns2:textId="39AB88F1">
       <w:pPr>
         <w:pStyle w:val="BodyText"/>
       </w:pPr>
